--- a/content/CP7244/CP7244-Head.docx
+++ b/content/CP7244/CP7244-Head.docx
@@ -23,7 +23,7 @@
           <w:noProof/>
         </w:rPr>
         <w:drawing>
-          <wp:anchor distT="0" distB="0" distL="114300" distR="114300" simplePos="0" relativeHeight="251659264" behindDoc="0" locked="0" layoutInCell="1" allowOverlap="1" wp14:anchorId="6A261174" wp14:editId="51788BAC">
+          <wp:anchor distT="0" distB="0" distL="114300" distR="114300" simplePos="0" relativeHeight="251659264" behindDoc="0" locked="0" layoutInCell="1" allowOverlap="1" wp14:anchorId="6A261174" wp14:editId="3D77D8EC">
             <wp:simplePos x="0" y="0"/>
             <wp:positionH relativeFrom="column">
               <wp:posOffset>750570</wp:posOffset>
@@ -46,7 +46,7 @@
                     <pic:cNvPicPr/>
                   </pic:nvPicPr>
                   <pic:blipFill>
-                    <a:blip r:link="rId7"/>
+                    <a:blip r:embed="rId7" r:link="rId8"/>
                     <a:stretch>
                       <a:fillRect/>
                     </a:stretch>
@@ -72,6 +72,30 @@
           </wp:anchor>
         </w:drawing>
       </w:r>
+    </w:p>
+    <w:p>
+      <w:pPr>
+        <w:widowControl/>
+        <w:spacing w:after="160" w:line="259" w:lineRule="auto"/>
+      </w:pPr>
+    </w:p>
+    <w:p>
+      <w:pPr>
+        <w:widowControl/>
+        <w:spacing w:after="160" w:line="259" w:lineRule="auto"/>
+      </w:pPr>
+    </w:p>
+    <w:p>
+      <w:pPr>
+        <w:widowControl/>
+        <w:spacing w:after="160" w:line="259" w:lineRule="auto"/>
+      </w:pPr>
+    </w:p>
+    <w:p>
+      <w:pPr>
+        <w:widowControl/>
+        <w:spacing w:after="160" w:line="259" w:lineRule="auto"/>
+      </w:pPr>
     </w:p>
     <w:p>
       <w:pPr>
@@ -214,13 +238,12 @@
       <w:r>
         <w:rPr>
           <w:noProof/>
-          <w14:ligatures w14:val="standardContextual"/>
         </w:rPr>
         <w:drawing>
-          <wp:inline distT="0" distB="0" distL="0" distR="0" wp14:anchorId="41716E62" wp14:editId="37A48476">
-            <wp:extent cx="6840220" cy="4105910"/>
-            <wp:effectExtent l="0" t="0" r="0" b="8890"/>
-            <wp:docPr id="563354685" name="CP7244 main pic.jpg"/>
+          <wp:inline distT="0" distB="0" distL="0" distR="0" wp14:anchorId="41468AC9" wp14:editId="072C15CC">
+            <wp:extent cx="6887253" cy="4135271"/>
+            <wp:effectExtent l="0" t="0" r="8890" b="0"/>
+            <wp:docPr id="3500942" name="Picture 2"/>
             <wp:cNvGraphicFramePr>
               <a:graphicFrameLocks xmlns:a="http://schemas.openxmlformats.org/drawingml/2006/main" noChangeAspect="1"/>
             </wp:cNvGraphicFramePr>
@@ -228,23 +251,36 @@
               <a:graphicData uri="http://schemas.openxmlformats.org/drawingml/2006/picture">
                 <pic:pic xmlns:pic="http://schemas.openxmlformats.org/drawingml/2006/picture">
                   <pic:nvPicPr>
-                    <pic:cNvPr id="563354685" name="CP7244 main pic.jpg"/>
-                    <pic:cNvPicPr/>
+                    <pic:cNvPr id="0" name="Picture 1"/>
+                    <pic:cNvPicPr>
+                      <a:picLocks noChangeAspect="1" noChangeArrowheads="1"/>
+                    </pic:cNvPicPr>
                   </pic:nvPicPr>
                   <pic:blipFill>
-                    <a:blip r:link="rId8"/>
+                    <a:blip r:embed="rId9">
+                      <a:extLst>
+                        <a:ext uri="{28A0092B-C50C-407E-A947-70E740481C1C}">
+                          <a14:useLocalDpi xmlns:a14="http://schemas.microsoft.com/office/drawing/2010/main" val="0"/>
+                        </a:ext>
+                      </a:extLst>
+                    </a:blip>
+                    <a:srcRect/>
                     <a:stretch>
                       <a:fillRect/>
                     </a:stretch>
                   </pic:blipFill>
-                  <pic:spPr>
+                  <pic:spPr bwMode="auto">
                     <a:xfrm>
                       <a:off x="0" y="0"/>
-                      <a:ext cx="6840220" cy="4105910"/>
+                      <a:ext cx="6895236" cy="4140064"/>
                     </a:xfrm>
                     <a:prstGeom prst="rect">
                       <a:avLst/>
                     </a:prstGeom>
+                    <a:noFill/>
+                    <a:ln>
+                      <a:noFill/>
+                    </a:ln>
                   </pic:spPr>
                 </pic:pic>
               </a:graphicData>
@@ -323,15 +359,6 @@
           <w:highlight w:val="black"/>
         </w:rPr>
         <w:t>7244</w:t>
-      </w:r>
-    </w:p>
-    <w:p>
-      <w:pPr>
-        <w:widowControl/>
-        <w:spacing w:after="160" w:line="259" w:lineRule="auto"/>
-      </w:pPr>
-      <w:r>
-        <w:br w:type="page"/>
       </w:r>
     </w:p>
     <w:sectPr>
